--- a/лр8/лр8.docx
+++ b/лр8/лр8.docx
@@ -1149,7 +1149,6 @@
                 <w:szCs w:val="28"/>
               </w:rPr>
             </w:pPr>
-            <w:proofErr w:type="spellStart"/>
             <w:r>
               <w:rPr>
                 <w:rFonts w:ascii="Times New Roman" w:hAnsi="Times New Roman" w:cs="Times New Roman"/>
@@ -1158,7 +1157,6 @@
               </w:rPr>
               <w:t>Белик</w:t>
             </w:r>
-            <w:proofErr w:type="spellEnd"/>
             <w:r>
               <w:rPr>
                 <w:rFonts w:ascii="Times New Roman" w:hAnsi="Times New Roman" w:cs="Times New Roman"/>
@@ -3137,18 +3135,8 @@
           <w:sz w:val="28"/>
           <w:szCs w:val="28"/>
         </w:rPr>
-        <w:t>O(</w:t>
-      </w:r>
-      <w:proofErr w:type="spellStart"/>
-      <w:r>
-        <w:rPr>
-          <w:rFonts w:ascii="Times New Roman" w:hAnsi="Times New Roman" w:cs="Times New Roman"/>
-          <w:sz w:val="28"/>
-          <w:szCs w:val="28"/>
-        </w:rPr>
-        <w:t>log</w:t>
-      </w:r>
-      <w:proofErr w:type="spellEnd"/>
+        <w:t>O(log</w:t>
+      </w:r>
       <w:r>
         <w:rPr>
           <w:rFonts w:ascii="Times New Roman" w:hAnsi="Times New Roman" w:cs="Times New Roman"/>
@@ -3219,18 +3207,8 @@
           <w:sz w:val="28"/>
           <w:szCs w:val="28"/>
         </w:rPr>
-        <w:t>O(</w:t>
-      </w:r>
-      <w:proofErr w:type="spellStart"/>
-      <w:r>
-        <w:rPr>
-          <w:rFonts w:ascii="Times New Roman" w:hAnsi="Times New Roman" w:cs="Times New Roman"/>
-          <w:sz w:val="28"/>
-          <w:szCs w:val="28"/>
-        </w:rPr>
-        <w:t>log</w:t>
-      </w:r>
-      <w:proofErr w:type="spellEnd"/>
+        <w:t>O(log</w:t>
+      </w:r>
       <w:r>
         <w:rPr>
           <w:rFonts w:ascii="Times New Roman" w:hAnsi="Times New Roman" w:cs="Times New Roman"/>
@@ -3357,18 +3335,8 @@
           <w:sz w:val="28"/>
           <w:szCs w:val="28"/>
         </w:rPr>
-        <w:t>O(</w:t>
-      </w:r>
-      <w:proofErr w:type="spellStart"/>
-      <w:r>
-        <w:rPr>
-          <w:rFonts w:ascii="Times New Roman" w:hAnsi="Times New Roman" w:cs="Times New Roman"/>
-          <w:sz w:val="28"/>
-          <w:szCs w:val="28"/>
-        </w:rPr>
-        <w:t>log</w:t>
-      </w:r>
-      <w:proofErr w:type="spellEnd"/>
+        <w:t>O(log</w:t>
+      </w:r>
       <w:r>
         <w:rPr>
           <w:rFonts w:ascii="Times New Roman" w:hAnsi="Times New Roman" w:cs="Times New Roman"/>
@@ -4026,7 +3994,6 @@
           <w:szCs w:val="28"/>
         </w:rPr>
       </w:pPr>
-      <w:proofErr w:type="spellStart"/>
       <w:r>
         <w:rPr>
           <w:rFonts w:ascii="Times New Roman" w:hAnsi="Times New Roman" w:cs="Times New Roman"/>
@@ -4035,40 +4002,21 @@
         </w:rPr>
         <w:t>Бакет</w:t>
       </w:r>
-      <w:proofErr w:type="spellEnd"/>
-      <w:r>
-        <w:rPr>
-          <w:rFonts w:ascii="Times New Roman" w:hAnsi="Times New Roman" w:cs="Times New Roman"/>
-          <w:sz w:val="28"/>
-          <w:szCs w:val="28"/>
-        </w:rPr>
-        <w:t xml:space="preserve"> </w:t>
-      </w:r>
-      <w:r>
-        <w:rPr>
-          <w:rFonts w:ascii="Times New Roman" w:hAnsi="Times New Roman" w:cs="Times New Roman"/>
-          <w:sz w:val="28"/>
-          <w:szCs w:val="28"/>
-        </w:rPr>
-        <w:t>(</w:t>
-      </w:r>
-      <w:proofErr w:type="spellStart"/>
-      <w:r>
-        <w:rPr>
-          <w:rFonts w:ascii="Times New Roman" w:hAnsi="Times New Roman" w:cs="Times New Roman"/>
-          <w:sz w:val="28"/>
-          <w:szCs w:val="28"/>
-        </w:rPr>
-        <w:t>bucket</w:t>
-      </w:r>
-      <w:proofErr w:type="spellEnd"/>
-      <w:r>
-        <w:rPr>
-          <w:rFonts w:ascii="Times New Roman" w:hAnsi="Times New Roman" w:cs="Times New Roman"/>
-          <w:sz w:val="28"/>
-          <w:szCs w:val="28"/>
-        </w:rPr>
-        <w:t>)</w:t>
+      <w:r>
+        <w:rPr>
+          <w:rFonts w:ascii="Times New Roman" w:hAnsi="Times New Roman" w:cs="Times New Roman"/>
+          <w:sz w:val="28"/>
+          <w:szCs w:val="28"/>
+        </w:rPr>
+        <w:t xml:space="preserve"> </w:t>
+      </w:r>
+      <w:r>
+        <w:rPr>
+          <w:rFonts w:ascii="Times New Roman" w:hAnsi="Times New Roman" w:cs="Times New Roman"/>
+          <w:sz w:val="28"/>
+          <w:szCs w:val="28"/>
+        </w:rPr>
+        <w:t>(bucket)</w:t>
       </w:r>
       <w:r>
         <w:rPr>
@@ -4474,23 +4422,13 @@
         </w:rPr>
         <w:t xml:space="preserve"> </w:t>
       </w:r>
-      <w:proofErr w:type="spellStart"/>
-      <w:r>
-        <w:rPr>
-          <w:rFonts w:ascii="Times New Roman" w:hAnsi="Times New Roman" w:cs="Times New Roman"/>
-          <w:sz w:val="28"/>
-          <w:szCs w:val="28"/>
-        </w:rPr>
-        <w:t>бакетам</w:t>
-      </w:r>
-      <w:proofErr w:type="spellEnd"/>
-      <w:r>
-        <w:rPr>
-          <w:rFonts w:ascii="Times New Roman" w:hAnsi="Times New Roman" w:cs="Times New Roman"/>
-          <w:sz w:val="28"/>
-          <w:szCs w:val="28"/>
-        </w:rPr>
-        <w:t>.</w:t>
+      <w:r>
+        <w:rPr>
+          <w:rFonts w:ascii="Times New Roman" w:hAnsi="Times New Roman" w:cs="Times New Roman"/>
+          <w:sz w:val="28"/>
+          <w:szCs w:val="28"/>
+        </w:rPr>
+        <w:t>бакетам.</w:t>
       </w:r>
     </w:p>
     <w:p>
@@ -4848,23 +4786,13 @@
         </w:rPr>
         <w:t xml:space="preserve"> </w:t>
       </w:r>
-      <w:proofErr w:type="spellStart"/>
-      <w:r>
-        <w:rPr>
-          <w:rFonts w:ascii="Times New Roman" w:hAnsi="Times New Roman" w:cs="Times New Roman"/>
-          <w:sz w:val="28"/>
-          <w:szCs w:val="28"/>
-        </w:rPr>
-        <w:t>бакет</w:t>
-      </w:r>
-      <w:proofErr w:type="spellEnd"/>
-      <w:r>
-        <w:rPr>
-          <w:rFonts w:ascii="Times New Roman" w:hAnsi="Times New Roman" w:cs="Times New Roman"/>
-          <w:sz w:val="28"/>
-          <w:szCs w:val="28"/>
-        </w:rPr>
-        <w:t>.</w:t>
+      <w:r>
+        <w:rPr>
+          <w:rFonts w:ascii="Times New Roman" w:hAnsi="Times New Roman" w:cs="Times New Roman"/>
+          <w:sz w:val="28"/>
+          <w:szCs w:val="28"/>
+        </w:rPr>
+        <w:t>бакет.</w:t>
       </w:r>
     </w:p>
     <w:p>
@@ -5010,7 +4938,6 @@
         </w:rPr>
         <w:t xml:space="preserve"> </w:t>
       </w:r>
-      <w:proofErr w:type="spellStart"/>
       <w:r>
         <w:rPr>
           <w:rFonts w:ascii="Times New Roman" w:hAnsi="Times New Roman" w:cs="Times New Roman"/>
@@ -5019,7 +4946,6 @@
         </w:rPr>
         <w:t>бакет</w:t>
       </w:r>
-      <w:proofErr w:type="spellEnd"/>
       <w:r>
         <w:rPr>
           <w:rFonts w:ascii="Times New Roman" w:hAnsi="Times New Roman" w:cs="Times New Roman"/>
@@ -5204,23 +5130,13 @@
         </w:rPr>
         <w:t xml:space="preserve"> </w:t>
       </w:r>
-      <w:proofErr w:type="spellStart"/>
-      <w:r>
-        <w:rPr>
-          <w:rFonts w:ascii="Times New Roman" w:hAnsi="Times New Roman" w:cs="Times New Roman"/>
-          <w:sz w:val="28"/>
-          <w:szCs w:val="28"/>
-        </w:rPr>
-        <w:t>бакета</w:t>
-      </w:r>
-      <w:proofErr w:type="spellEnd"/>
-      <w:r>
-        <w:rPr>
-          <w:rFonts w:ascii="Times New Roman" w:hAnsi="Times New Roman" w:cs="Times New Roman"/>
-          <w:sz w:val="28"/>
-          <w:szCs w:val="28"/>
-        </w:rPr>
-        <w:t>.</w:t>
+      <w:r>
+        <w:rPr>
+          <w:rFonts w:ascii="Times New Roman" w:hAnsi="Times New Roman" w:cs="Times New Roman"/>
+          <w:sz w:val="28"/>
+          <w:szCs w:val="28"/>
+        </w:rPr>
+        <w:t>бакета.</w:t>
       </w:r>
     </w:p>
     <w:p>
@@ -5782,7 +5698,6 @@
         </w:rPr>
         <w:t xml:space="preserve"> </w:t>
       </w:r>
-      <w:proofErr w:type="spellStart"/>
       <w:r>
         <w:rPr>
           <w:rFonts w:ascii="Times New Roman" w:hAnsi="Times New Roman" w:cs="Times New Roman"/>
@@ -5791,7 +5706,6 @@
         </w:rPr>
         <w:t>бакет</w:t>
       </w:r>
-      <w:proofErr w:type="spellEnd"/>
       <w:r>
         <w:rPr>
           <w:rFonts w:ascii="Times New Roman" w:hAnsi="Times New Roman" w:cs="Times New Roman"/>
@@ -5930,18 +5844,8 @@
           <w:sz w:val="28"/>
           <w:szCs w:val="28"/>
         </w:rPr>
-        <w:t>(</w:t>
-      </w:r>
-      <w:proofErr w:type="spellStart"/>
-      <w:r>
-        <w:rPr>
-          <w:rFonts w:ascii="Times New Roman" w:hAnsi="Times New Roman" w:cs="Times New Roman"/>
-          <w:sz w:val="28"/>
-          <w:szCs w:val="28"/>
-        </w:rPr>
-        <w:t>hash</w:t>
-      </w:r>
-      <w:proofErr w:type="spellEnd"/>
+        <w:t>(hash</w:t>
+      </w:r>
       <w:r>
         <w:rPr>
           <w:rFonts w:ascii="Times New Roman" w:hAnsi="Times New Roman" w:cs="Times New Roman"/>
@@ -5998,7 +5902,6 @@
         </w:rPr>
         <w:t xml:space="preserve"> </w:t>
       </w:r>
-      <w:proofErr w:type="spellStart"/>
       <w:r>
         <w:rPr>
           <w:rFonts w:ascii="Times New Roman" w:hAnsi="Times New Roman" w:cs="Times New Roman"/>
@@ -6007,7 +5910,6 @@
         </w:rPr>
         <w:t>size</w:t>
       </w:r>
-      <w:proofErr w:type="spellEnd"/>
       <w:r>
         <w:rPr>
           <w:rFonts w:ascii="Times New Roman" w:hAnsi="Times New Roman" w:cs="Times New Roman"/>
@@ -6095,18 +5997,8 @@
           <w:sz w:val="28"/>
           <w:szCs w:val="28"/>
         </w:rPr>
-        <w:t>(</w:t>
-      </w:r>
-      <w:proofErr w:type="spellStart"/>
-      <w:r>
-        <w:rPr>
-          <w:rFonts w:ascii="Times New Roman" w:hAnsi="Times New Roman" w:cs="Times New Roman"/>
-          <w:sz w:val="28"/>
-          <w:szCs w:val="28"/>
-        </w:rPr>
-        <w:t>hash</w:t>
-      </w:r>
-      <w:proofErr w:type="spellEnd"/>
+        <w:t>(hash</w:t>
+      </w:r>
       <w:r>
         <w:rPr>
           <w:rFonts w:ascii="Times New Roman" w:hAnsi="Times New Roman" w:cs="Times New Roman"/>
@@ -6163,7 +6055,6 @@
         </w:rPr>
         <w:t xml:space="preserve"> </w:t>
       </w:r>
-      <w:proofErr w:type="spellStart"/>
       <w:r>
         <w:rPr>
           <w:rFonts w:ascii="Times New Roman" w:hAnsi="Times New Roman" w:cs="Times New Roman"/>
@@ -6172,7 +6063,6 @@
         </w:rPr>
         <w:t>size</w:t>
       </w:r>
-      <w:proofErr w:type="spellEnd"/>
       <w:r>
         <w:rPr>
           <w:rFonts w:ascii="Times New Roman" w:hAnsi="Times New Roman" w:cs="Times New Roman"/>
@@ -6365,7 +6255,6 @@
         </w:rPr>
         <w:t xml:space="preserve"> </w:t>
       </w:r>
-      <w:proofErr w:type="spellStart"/>
       <w:r>
         <w:rPr>
           <w:rFonts w:ascii="Times New Roman" w:hAnsi="Times New Roman" w:cs="Times New Roman"/>
@@ -6374,7 +6263,6 @@
         </w:rPr>
         <w:t>size</w:t>
       </w:r>
-      <w:proofErr w:type="spellEnd"/>
       <w:r>
         <w:rPr>
           <w:rFonts w:ascii="Times New Roman" w:hAnsi="Times New Roman" w:cs="Times New Roman"/>
@@ -8555,23 +8443,13 @@
         </w:rPr>
         <w:t xml:space="preserve"> </w:t>
       </w:r>
-      <w:proofErr w:type="spellStart"/>
-      <w:r>
-        <w:rPr>
-          <w:rFonts w:ascii="Times New Roman" w:hAnsi="Times New Roman" w:cs="Times New Roman"/>
-          <w:sz w:val="28"/>
-          <w:szCs w:val="28"/>
-        </w:rPr>
-        <w:t>бакетам</w:t>
-      </w:r>
-      <w:proofErr w:type="spellEnd"/>
-      <w:r>
-        <w:rPr>
-          <w:rFonts w:ascii="Times New Roman" w:hAnsi="Times New Roman" w:cs="Times New Roman"/>
-          <w:sz w:val="28"/>
-          <w:szCs w:val="28"/>
-        </w:rPr>
-        <w:t>.</w:t>
+      <w:r>
+        <w:rPr>
+          <w:rFonts w:ascii="Times New Roman" w:hAnsi="Times New Roman" w:cs="Times New Roman"/>
+          <w:sz w:val="28"/>
+          <w:szCs w:val="28"/>
+        </w:rPr>
+        <w:t>бакетам.</w:t>
       </w:r>
     </w:p>
     <w:p>
@@ -8713,23 +8591,13 @@
         </w:rPr>
         <w:t xml:space="preserve"> </w:t>
       </w:r>
-      <w:proofErr w:type="spellStart"/>
-      <w:r>
-        <w:rPr>
-          <w:rFonts w:ascii="Times New Roman" w:hAnsi="Times New Roman" w:cs="Times New Roman"/>
-          <w:sz w:val="28"/>
-          <w:szCs w:val="28"/>
-        </w:rPr>
-        <w:t>хеш</w:t>
-      </w:r>
-      <w:proofErr w:type="spellEnd"/>
-      <w:r>
-        <w:rPr>
-          <w:rFonts w:ascii="Times New Roman" w:hAnsi="Times New Roman" w:cs="Times New Roman"/>
-          <w:sz w:val="28"/>
-          <w:szCs w:val="28"/>
-        </w:rPr>
-        <w:t>:</w:t>
+      <w:r>
+        <w:rPr>
+          <w:rFonts w:ascii="Times New Roman" w:hAnsi="Times New Roman" w:cs="Times New Roman"/>
+          <w:sz w:val="28"/>
+          <w:szCs w:val="28"/>
+        </w:rPr>
+        <w:t>хеш:</w:t>
       </w:r>
     </w:p>
     <w:p>
@@ -8743,7 +8611,6 @@
           <w:szCs w:val="28"/>
         </w:rPr>
       </w:pPr>
-      <w:proofErr w:type="spellStart"/>
       <w:r>
         <w:rPr>
           <w:rFonts w:ascii="Times New Roman" w:hAnsi="Times New Roman" w:cs="Times New Roman"/>
@@ -8753,7 +8620,6 @@
         <w:lastRenderedPageBreak/>
         <w:t>text</w:t>
       </w:r>
-      <w:proofErr w:type="spellEnd"/>
     </w:p>
     <w:p>
       <w:pPr>
@@ -9052,25 +8918,7 @@
           <w:sz w:val="28"/>
           <w:szCs w:val="28"/>
         </w:rPr>
-        <w:t>"</w:t>
-      </w:r>
-      <w:proofErr w:type="spellStart"/>
-      <w:r>
-        <w:rPr>
-          <w:rFonts w:ascii="Times New Roman" w:hAnsi="Times New Roman" w:cs="Times New Roman"/>
-          <w:sz w:val="28"/>
-          <w:szCs w:val="28"/>
-        </w:rPr>
-        <w:t>abc</w:t>
-      </w:r>
-      <w:proofErr w:type="spellEnd"/>
-      <w:r>
-        <w:rPr>
-          <w:rFonts w:ascii="Times New Roman" w:hAnsi="Times New Roman" w:cs="Times New Roman"/>
-          <w:sz w:val="28"/>
-          <w:szCs w:val="28"/>
-        </w:rPr>
-        <w:t>":</w:t>
+        <w:t>"abc":</w:t>
       </w:r>
     </w:p>
     <w:p>
@@ -9634,7 +9482,6 @@
           <w:szCs w:val="28"/>
         </w:rPr>
       </w:pPr>
-      <w:proofErr w:type="spellStart"/>
       <w:r>
         <w:rPr>
           <w:rFonts w:ascii="Times New Roman" w:hAnsi="Times New Roman" w:cs="Times New Roman"/>
@@ -9643,7 +9490,6 @@
         </w:rPr>
         <w:t>index</w:t>
       </w:r>
-      <w:proofErr w:type="spellEnd"/>
       <w:r>
         <w:rPr>
           <w:rFonts w:ascii="Times New Roman" w:hAnsi="Times New Roman" w:cs="Times New Roman"/>
@@ -9700,7 +9546,6 @@
         </w:rPr>
         <w:t xml:space="preserve"> </w:t>
       </w:r>
-      <w:proofErr w:type="spellStart"/>
       <w:r>
         <w:rPr>
           <w:rFonts w:ascii="Times New Roman" w:hAnsi="Times New Roman" w:cs="Times New Roman"/>
@@ -9709,7 +9554,6 @@
         </w:rPr>
         <w:t>size</w:t>
       </w:r>
-      <w:proofErr w:type="spellEnd"/>
     </w:p>
     <w:p>
       <w:pPr>
@@ -10110,40 +9954,33 @@
         </w:rPr>
         <w:t xml:space="preserve"> </w:t>
       </w:r>
-      <w:proofErr w:type="spellStart"/>
-      <w:r>
-        <w:rPr>
-          <w:rFonts w:ascii="Times New Roman" w:hAnsi="Times New Roman" w:cs="Times New Roman"/>
-          <w:sz w:val="28"/>
-          <w:szCs w:val="28"/>
-        </w:rPr>
-        <w:t>Git</w:t>
-      </w:r>
-      <w:proofErr w:type="spellEnd"/>
-      <w:r>
-        <w:rPr>
-          <w:rFonts w:ascii="Times New Roman" w:hAnsi="Times New Roman" w:cs="Times New Roman"/>
-          <w:sz w:val="28"/>
-          <w:szCs w:val="28"/>
-        </w:rPr>
-        <w:t>-репозиторий:</w:t>
-      </w:r>
-      <w:r>
-        <w:rPr>
-          <w:rFonts w:ascii="Times New Roman" w:hAnsi="Times New Roman" w:cs="Times New Roman"/>
-          <w:sz w:val="28"/>
-          <w:szCs w:val="28"/>
-        </w:rPr>
-        <w:t xml:space="preserve"> </w:t>
-      </w:r>
-      <w:r>
-        <w:rPr>
-          <w:rFonts w:ascii="Times New Roman" w:hAnsi="Times New Roman" w:cs="Times New Roman"/>
-          <w:sz w:val="28"/>
-          <w:szCs w:val="28"/>
-        </w:rPr>
-        <w:t>https://github.com/serafima2007k-code/algorithms</w:t>
-      </w:r>
+      <w:r>
+        <w:rPr>
+          <w:rFonts w:ascii="Times New Roman" w:hAnsi="Times New Roman" w:cs="Times New Roman"/>
+          <w:sz w:val="28"/>
+          <w:szCs w:val="28"/>
+        </w:rPr>
+        <w:t>Git-репозиторий:</w:t>
+      </w:r>
+      <w:r>
+        <w:rPr>
+          <w:rFonts w:ascii="Times New Roman" w:hAnsi="Times New Roman" w:cs="Times New Roman"/>
+          <w:sz w:val="28"/>
+          <w:szCs w:val="28"/>
+        </w:rPr>
+        <w:t xml:space="preserve"> </w:t>
+      </w:r>
+      <w:hyperlink r:id="rId5" w:history="1">
+        <w:r>
+          <w:rPr>
+            <w:rStyle w:val="a5"/>
+            <w:rFonts w:ascii="Times New Roman" w:hAnsi="Times New Roman" w:cs="Times New Roman"/>
+            <w:sz w:val="28"/>
+            <w:szCs w:val="28"/>
+          </w:rPr>
+          <w:t>https://github.com/serafima2007k-code/algoritms.git</w:t>
+        </w:r>
+      </w:hyperlink>
     </w:p>
     <w:p>
       <w:pPr>
@@ -10565,7 +10402,6 @@
         </w:rPr>
         <w:t xml:space="preserve"> </w:t>
       </w:r>
-      <w:proofErr w:type="spellStart"/>
       <w:r>
         <w:rPr>
           <w:rFonts w:ascii="Times New Roman" w:hAnsi="Times New Roman" w:cs="Times New Roman"/>
@@ -10574,7 +10410,6 @@
         </w:rPr>
         <w:t>int</w:t>
       </w:r>
-      <w:proofErr w:type="spellEnd"/>
     </w:p>
     <w:p>
       <w:pPr>
@@ -11147,7 +10982,6 @@
         </w:rPr>
         <w:t xml:space="preserve"> </w:t>
       </w:r>
-      <w:proofErr w:type="spellStart"/>
       <w:r>
         <w:rPr>
           <w:rFonts w:ascii="Times New Roman" w:hAnsi="Times New Roman" w:cs="Times New Roman"/>
@@ -11156,7 +10990,6 @@
         </w:rPr>
         <w:t>string</w:t>
       </w:r>
-      <w:proofErr w:type="spellEnd"/>
     </w:p>
     <w:p>
       <w:pPr>
@@ -11209,7 +11042,6 @@
         </w:rPr>
         <w:t xml:space="preserve"> </w:t>
       </w:r>
-      <w:proofErr w:type="spellStart"/>
       <w:r>
         <w:rPr>
           <w:rFonts w:ascii="Times New Roman" w:hAnsi="Times New Roman" w:cs="Times New Roman"/>
@@ -11218,7 +11050,6 @@
         </w:rPr>
         <w:t>string</w:t>
       </w:r>
-      <w:proofErr w:type="spellEnd"/>
     </w:p>
     <w:p>
       <w:pPr>
@@ -12142,7 +11973,7 @@
                     <pic:cNvPicPr/>
                   </pic:nvPicPr>
                   <pic:blipFill>
-                    <a:blip r:embed="rId5">
+                    <a:blip r:embed="rId6">
                       <a:extLst>
                         <a:ext uri="{28A0092B-C50C-407E-A947-70E740481C1C}">
                           <a14:useLocalDpi xmlns:a14="http://schemas.microsoft.com/office/drawing/2010/main" val="0"/>
@@ -12285,7 +12116,7 @@
                     <pic:cNvPicPr/>
                   </pic:nvPicPr>
                   <pic:blipFill>
-                    <a:blip r:embed="rId6">
+                    <a:blip r:embed="rId7">
                       <a:extLst>
                         <a:ext uri="{28A0092B-C50C-407E-A947-70E740481C1C}">
                           <a14:useLocalDpi xmlns:a14="http://schemas.microsoft.com/office/drawing/2010/main" val="0"/>
@@ -12438,7 +12269,7 @@
                     <pic:cNvPicPr/>
                   </pic:nvPicPr>
                   <pic:blipFill>
-                    <a:blip r:embed="rId7">
+                    <a:blip r:embed="rId8">
                       <a:extLst>
                         <a:ext uri="{28A0092B-C50C-407E-A947-70E740481C1C}">
                           <a14:useLocalDpi xmlns:a14="http://schemas.microsoft.com/office/drawing/2010/main" val="0"/>
@@ -12590,7 +12421,7 @@
                     <pic:cNvPicPr/>
                   </pic:nvPicPr>
                   <pic:blipFill>
-                    <a:blip r:embed="rId8">
+                    <a:blip r:embed="rId9">
                       <a:extLst>
                         <a:ext uri="{28A0092B-C50C-407E-A947-70E740481C1C}">
                           <a14:useLocalDpi xmlns:a14="http://schemas.microsoft.com/office/drawing/2010/main" val="0"/>
@@ -12677,7 +12508,7 @@
                     <pic:cNvPicPr/>
                   </pic:nvPicPr>
                   <pic:blipFill>
-                    <a:blip r:embed="rId9">
+                    <a:blip r:embed="rId10">
                       <a:extLst>
                         <a:ext uri="{28A0092B-C50C-407E-A947-70E740481C1C}">
                           <a14:useLocalDpi xmlns:a14="http://schemas.microsoft.com/office/drawing/2010/main" val="0"/>
@@ -13067,33 +12898,7 @@
                 <w:lang w:eastAsia="ru-RU"/>
                 <w14:ligatures w14:val="none"/>
               </w:rPr>
-              <w:t>O(</w:t>
-            </w:r>
-            <w:proofErr w:type="spellStart"/>
-            <w:r>
-              <w:rPr>
-                <w:rFonts w:ascii="Times New Roman" w:eastAsia="Times New Roman" w:hAnsi="Times New Roman" w:cs="Times New Roman"/>
-                <w:color w:val="0F1115"/>
-                <w:kern w:val="0"/>
-                <w:sz w:val="28"/>
-                <w:szCs w:val="28"/>
-                <w:lang w:eastAsia="ru-RU"/>
-                <w14:ligatures w14:val="none"/>
-              </w:rPr>
-              <w:t>log</w:t>
-            </w:r>
-            <w:proofErr w:type="spellEnd"/>
-            <w:r>
-              <w:rPr>
-                <w:rFonts w:ascii="Times New Roman" w:eastAsia="Times New Roman" w:hAnsi="Times New Roman" w:cs="Times New Roman"/>
-                <w:color w:val="0F1115"/>
-                <w:kern w:val="0"/>
-                <w:sz w:val="28"/>
-                <w:szCs w:val="28"/>
-                <w:lang w:eastAsia="ru-RU"/>
-                <w14:ligatures w14:val="none"/>
-              </w:rPr>
-              <w:t xml:space="preserve"> n)</w:t>
+              <w:t>O(log n)</w:t>
             </w:r>
           </w:p>
         </w:tc>
@@ -13121,33 +12926,7 @@
                 <w:lang w:eastAsia="ru-RU"/>
                 <w14:ligatures w14:val="none"/>
               </w:rPr>
-              <w:t>O(</w:t>
-            </w:r>
-            <w:proofErr w:type="spellStart"/>
-            <w:r>
-              <w:rPr>
-                <w:rFonts w:ascii="Times New Roman" w:eastAsia="Times New Roman" w:hAnsi="Times New Roman" w:cs="Times New Roman"/>
-                <w:color w:val="0F1115"/>
-                <w:kern w:val="0"/>
-                <w:sz w:val="28"/>
-                <w:szCs w:val="28"/>
-                <w:lang w:eastAsia="ru-RU"/>
-                <w14:ligatures w14:val="none"/>
-              </w:rPr>
-              <w:t>log</w:t>
-            </w:r>
-            <w:proofErr w:type="spellEnd"/>
-            <w:r>
-              <w:rPr>
-                <w:rFonts w:ascii="Times New Roman" w:eastAsia="Times New Roman" w:hAnsi="Times New Roman" w:cs="Times New Roman"/>
-                <w:color w:val="0F1115"/>
-                <w:kern w:val="0"/>
-                <w:sz w:val="28"/>
-                <w:szCs w:val="28"/>
-                <w:lang w:eastAsia="ru-RU"/>
-                <w14:ligatures w14:val="none"/>
-              </w:rPr>
-              <w:t xml:space="preserve"> n)</w:t>
+              <w:t>O(log n)</w:t>
             </w:r>
           </w:p>
         </w:tc>
@@ -13233,33 +13012,7 @@
                 <w:lang w:eastAsia="ru-RU"/>
                 <w14:ligatures w14:val="none"/>
               </w:rPr>
-              <w:t>O(</w:t>
-            </w:r>
-            <w:proofErr w:type="spellStart"/>
-            <w:r>
-              <w:rPr>
-                <w:rFonts w:ascii="Times New Roman" w:eastAsia="Times New Roman" w:hAnsi="Times New Roman" w:cs="Times New Roman"/>
-                <w:color w:val="0F1115"/>
-                <w:kern w:val="0"/>
-                <w:sz w:val="28"/>
-                <w:szCs w:val="28"/>
-                <w:lang w:eastAsia="ru-RU"/>
-                <w14:ligatures w14:val="none"/>
-              </w:rPr>
-              <w:t>log</w:t>
-            </w:r>
-            <w:proofErr w:type="spellEnd"/>
-            <w:r>
-              <w:rPr>
-                <w:rFonts w:ascii="Times New Roman" w:eastAsia="Times New Roman" w:hAnsi="Times New Roman" w:cs="Times New Roman"/>
-                <w:color w:val="0F1115"/>
-                <w:kern w:val="0"/>
-                <w:sz w:val="28"/>
-                <w:szCs w:val="28"/>
-                <w:lang w:eastAsia="ru-RU"/>
-                <w14:ligatures w14:val="none"/>
-              </w:rPr>
-              <w:t xml:space="preserve"> n)</w:t>
+              <w:t>O(log n)</w:t>
             </w:r>
           </w:p>
         </w:tc>
@@ -13287,33 +13040,7 @@
                 <w:lang w:eastAsia="ru-RU"/>
                 <w14:ligatures w14:val="none"/>
               </w:rPr>
-              <w:t>O(</w:t>
-            </w:r>
-            <w:proofErr w:type="spellStart"/>
-            <w:r>
-              <w:rPr>
-                <w:rFonts w:ascii="Times New Roman" w:eastAsia="Times New Roman" w:hAnsi="Times New Roman" w:cs="Times New Roman"/>
-                <w:color w:val="0F1115"/>
-                <w:kern w:val="0"/>
-                <w:sz w:val="28"/>
-                <w:szCs w:val="28"/>
-                <w:lang w:eastAsia="ru-RU"/>
-                <w14:ligatures w14:val="none"/>
-              </w:rPr>
-              <w:t>log</w:t>
-            </w:r>
-            <w:proofErr w:type="spellEnd"/>
-            <w:r>
-              <w:rPr>
-                <w:rFonts w:ascii="Times New Roman" w:eastAsia="Times New Roman" w:hAnsi="Times New Roman" w:cs="Times New Roman"/>
-                <w:color w:val="0F1115"/>
-                <w:kern w:val="0"/>
-                <w:sz w:val="28"/>
-                <w:szCs w:val="28"/>
-                <w:lang w:eastAsia="ru-RU"/>
-                <w14:ligatures w14:val="none"/>
-              </w:rPr>
-              <w:t xml:space="preserve"> n)</w:t>
+              <w:t>O(log n)</w:t>
             </w:r>
           </w:p>
         </w:tc>
@@ -13341,33 +13068,7 @@
                 <w:lang w:eastAsia="ru-RU"/>
                 <w14:ligatures w14:val="none"/>
               </w:rPr>
-              <w:t>O(</w:t>
-            </w:r>
-            <w:proofErr w:type="spellStart"/>
-            <w:r>
-              <w:rPr>
-                <w:rFonts w:ascii="Times New Roman" w:eastAsia="Times New Roman" w:hAnsi="Times New Roman" w:cs="Times New Roman"/>
-                <w:color w:val="0F1115"/>
-                <w:kern w:val="0"/>
-                <w:sz w:val="28"/>
-                <w:szCs w:val="28"/>
-                <w:lang w:eastAsia="ru-RU"/>
-                <w14:ligatures w14:val="none"/>
-              </w:rPr>
-              <w:t>log</w:t>
-            </w:r>
-            <w:proofErr w:type="spellEnd"/>
-            <w:r>
-              <w:rPr>
-                <w:rFonts w:ascii="Times New Roman" w:eastAsia="Times New Roman" w:hAnsi="Times New Roman" w:cs="Times New Roman"/>
-                <w:color w:val="0F1115"/>
-                <w:kern w:val="0"/>
-                <w:sz w:val="28"/>
-                <w:szCs w:val="28"/>
-                <w:lang w:eastAsia="ru-RU"/>
-                <w14:ligatures w14:val="none"/>
-              </w:rPr>
-              <w:t xml:space="preserve"> n)</w:t>
+              <w:t>O(log n)</w:t>
             </w:r>
           </w:p>
         </w:tc>
@@ -13425,33 +13126,7 @@
                 <w:lang w:eastAsia="ru-RU"/>
                 <w14:ligatures w14:val="none"/>
               </w:rPr>
-              <w:t>O(</w:t>
-            </w:r>
-            <w:proofErr w:type="spellStart"/>
-            <w:r>
-              <w:rPr>
-                <w:rFonts w:ascii="Times New Roman" w:eastAsia="Times New Roman" w:hAnsi="Times New Roman" w:cs="Times New Roman"/>
-                <w:color w:val="0F1115"/>
-                <w:kern w:val="0"/>
-                <w:sz w:val="28"/>
-                <w:szCs w:val="28"/>
-                <w:lang w:eastAsia="ru-RU"/>
-                <w14:ligatures w14:val="none"/>
-              </w:rPr>
-              <w:t>log</w:t>
-            </w:r>
-            <w:proofErr w:type="spellEnd"/>
-            <w:r>
-              <w:rPr>
-                <w:rFonts w:ascii="Times New Roman" w:eastAsia="Times New Roman" w:hAnsi="Times New Roman" w:cs="Times New Roman"/>
-                <w:color w:val="0F1115"/>
-                <w:kern w:val="0"/>
-                <w:sz w:val="28"/>
-                <w:szCs w:val="28"/>
-                <w:lang w:eastAsia="ru-RU"/>
-                <w14:ligatures w14:val="none"/>
-              </w:rPr>
-              <w:t xml:space="preserve"> n)</w:t>
+              <w:t>O(log n)</w:t>
             </w:r>
           </w:p>
         </w:tc>
@@ -13479,33 +13154,7 @@
                 <w:lang w:eastAsia="ru-RU"/>
                 <w14:ligatures w14:val="none"/>
               </w:rPr>
-              <w:t>O(</w:t>
-            </w:r>
-            <w:proofErr w:type="spellStart"/>
-            <w:r>
-              <w:rPr>
-                <w:rFonts w:ascii="Times New Roman" w:eastAsia="Times New Roman" w:hAnsi="Times New Roman" w:cs="Times New Roman"/>
-                <w:color w:val="0F1115"/>
-                <w:kern w:val="0"/>
-                <w:sz w:val="28"/>
-                <w:szCs w:val="28"/>
-                <w:lang w:eastAsia="ru-RU"/>
-                <w14:ligatures w14:val="none"/>
-              </w:rPr>
-              <w:t>log</w:t>
-            </w:r>
-            <w:proofErr w:type="spellEnd"/>
-            <w:r>
-              <w:rPr>
-                <w:rFonts w:ascii="Times New Roman" w:eastAsia="Times New Roman" w:hAnsi="Times New Roman" w:cs="Times New Roman"/>
-                <w:color w:val="0F1115"/>
-                <w:kern w:val="0"/>
-                <w:sz w:val="28"/>
-                <w:szCs w:val="28"/>
-                <w:lang w:eastAsia="ru-RU"/>
-                <w14:ligatures w14:val="none"/>
-              </w:rPr>
-              <w:t xml:space="preserve"> n)</w:t>
+              <w:t>O(log n)</w:t>
             </w:r>
           </w:p>
         </w:tc>
@@ -13563,22 +13212,8 @@
                 <w:lang w:eastAsia="ru-RU"/>
                 <w14:ligatures w14:val="none"/>
               </w:rPr>
-              <w:t xml:space="preserve">Хеш-таблица: </w:t>
+              <w:t>Хеш-таблица: insert</w:t>
             </w:r>
-            <w:proofErr w:type="spellStart"/>
-            <w:r>
-              <w:rPr>
-                <w:rFonts w:ascii="Times New Roman" w:eastAsia="Times New Roman" w:hAnsi="Times New Roman" w:cs="Times New Roman"/>
-                <w:color w:val="0F1115"/>
-                <w:kern w:val="0"/>
-                <w:sz w:val="28"/>
-                <w:szCs w:val="28"/>
-                <w:lang w:eastAsia="ru-RU"/>
-                <w14:ligatures w14:val="none"/>
-              </w:rPr>
-              <w:t>insert</w:t>
-            </w:r>
-            <w:proofErr w:type="spellEnd"/>
           </w:p>
         </w:tc>
         <w:tc>
@@ -13691,22 +13326,8 @@
                 <w:lang w:eastAsia="ru-RU"/>
                 <w14:ligatures w14:val="none"/>
               </w:rPr>
-              <w:t xml:space="preserve">Хеш-таблица: </w:t>
+              <w:t>Хеш-таблица: find</w:t>
             </w:r>
-            <w:proofErr w:type="spellStart"/>
-            <w:r>
-              <w:rPr>
-                <w:rFonts w:ascii="Times New Roman" w:eastAsia="Times New Roman" w:hAnsi="Times New Roman" w:cs="Times New Roman"/>
-                <w:color w:val="0F1115"/>
-                <w:kern w:val="0"/>
-                <w:sz w:val="28"/>
-                <w:szCs w:val="28"/>
-                <w:lang w:eastAsia="ru-RU"/>
-                <w14:ligatures w14:val="none"/>
-              </w:rPr>
-              <w:t>find</w:t>
-            </w:r>
-            <w:proofErr w:type="spellEnd"/>
           </w:p>
         </w:tc>
         <w:tc>
@@ -13819,22 +13440,8 @@
                 <w:lang w:eastAsia="ru-RU"/>
                 <w14:ligatures w14:val="none"/>
               </w:rPr>
-              <w:t xml:space="preserve">Хеш-таблица: </w:t>
+              <w:t>Хеш-таблица: remove</w:t>
             </w:r>
-            <w:proofErr w:type="spellStart"/>
-            <w:r>
-              <w:rPr>
-                <w:rFonts w:ascii="Times New Roman" w:eastAsia="Times New Roman" w:hAnsi="Times New Roman" w:cs="Times New Roman"/>
-                <w:color w:val="0F1115"/>
-                <w:kern w:val="0"/>
-                <w:sz w:val="28"/>
-                <w:szCs w:val="28"/>
-                <w:lang w:eastAsia="ru-RU"/>
-                <w14:ligatures w14:val="none"/>
-              </w:rPr>
-              <w:t>remove</w:t>
-            </w:r>
-            <w:proofErr w:type="spellEnd"/>
           </w:p>
         </w:tc>
         <w:tc>
@@ -13975,33 +13582,7 @@
                 <w:lang w:eastAsia="ru-RU"/>
                 <w14:ligatures w14:val="none"/>
               </w:rPr>
-              <w:t xml:space="preserve">O(n + </w:t>
-            </w:r>
-            <w:proofErr w:type="spellStart"/>
-            <w:r>
-              <w:rPr>
-                <w:rFonts w:ascii="Times New Roman" w:eastAsia="Times New Roman" w:hAnsi="Times New Roman" w:cs="Times New Roman"/>
-                <w:color w:val="0F1115"/>
-                <w:kern w:val="0"/>
-                <w:sz w:val="28"/>
-                <w:szCs w:val="28"/>
-                <w:lang w:eastAsia="ru-RU"/>
-                <w14:ligatures w14:val="none"/>
-              </w:rPr>
-              <w:t>size</w:t>
-            </w:r>
-            <w:proofErr w:type="spellEnd"/>
-            <w:r>
-              <w:rPr>
-                <w:rFonts w:ascii="Times New Roman" w:eastAsia="Times New Roman" w:hAnsi="Times New Roman" w:cs="Times New Roman"/>
-                <w:color w:val="0F1115"/>
-                <w:kern w:val="0"/>
-                <w:sz w:val="28"/>
-                <w:szCs w:val="28"/>
-                <w:lang w:eastAsia="ru-RU"/>
-                <w14:ligatures w14:val="none"/>
-              </w:rPr>
-              <w:t>)</w:t>
+              <w:t>O(n + size)</w:t>
             </w:r>
           </w:p>
         </w:tc>
@@ -14029,33 +13610,7 @@
                 <w:lang w:eastAsia="ru-RU"/>
                 <w14:ligatures w14:val="none"/>
               </w:rPr>
-              <w:t xml:space="preserve">O(n + </w:t>
-            </w:r>
-            <w:proofErr w:type="spellStart"/>
-            <w:r>
-              <w:rPr>
-                <w:rFonts w:ascii="Times New Roman" w:eastAsia="Times New Roman" w:hAnsi="Times New Roman" w:cs="Times New Roman"/>
-                <w:color w:val="0F1115"/>
-                <w:kern w:val="0"/>
-                <w:sz w:val="28"/>
-                <w:szCs w:val="28"/>
-                <w:lang w:eastAsia="ru-RU"/>
-                <w14:ligatures w14:val="none"/>
-              </w:rPr>
-              <w:t>size</w:t>
-            </w:r>
-            <w:proofErr w:type="spellEnd"/>
-            <w:r>
-              <w:rPr>
-                <w:rFonts w:ascii="Times New Roman" w:eastAsia="Times New Roman" w:hAnsi="Times New Roman" w:cs="Times New Roman"/>
-                <w:color w:val="0F1115"/>
-                <w:kern w:val="0"/>
-                <w:sz w:val="28"/>
-                <w:szCs w:val="28"/>
-                <w:lang w:eastAsia="ru-RU"/>
-                <w14:ligatures w14:val="none"/>
-              </w:rPr>
-              <w:t>)</w:t>
+              <w:t>O(n + size)</w:t>
             </w:r>
           </w:p>
         </w:tc>
@@ -14534,18 +14089,8 @@
           <w:szCs w:val="28"/>
         </w:rPr>
         <w:br/>
-        <w:t>O(</w:t>
-      </w:r>
-      <w:proofErr w:type="spellStart"/>
-      <w:r>
-        <w:rPr>
-          <w:rFonts w:ascii="Times New Roman" w:hAnsi="Times New Roman" w:cs="Times New Roman"/>
-          <w:sz w:val="28"/>
-          <w:szCs w:val="28"/>
-        </w:rPr>
-        <w:t>log</w:t>
-      </w:r>
-      <w:proofErr w:type="spellEnd"/>
+        <w:t>O(log</w:t>
+      </w:r>
       <w:r>
         <w:rPr>
           <w:rFonts w:ascii="Times New Roman" w:hAnsi="Times New Roman" w:cs="Times New Roman"/>
@@ -14746,23 +14291,13 @@
         </w:rPr>
         <w:t xml:space="preserve"> </w:t>
       </w:r>
-      <w:proofErr w:type="spellStart"/>
-      <w:r>
-        <w:rPr>
-          <w:rFonts w:ascii="Times New Roman" w:hAnsi="Times New Roman" w:cs="Times New Roman"/>
-          <w:sz w:val="28"/>
-          <w:szCs w:val="28"/>
-        </w:rPr>
-        <w:t>log</w:t>
-      </w:r>
-      <w:proofErr w:type="spellEnd"/>
-      <w:r>
-        <w:rPr>
-          <w:rFonts w:ascii="Times New Roman" w:hAnsi="Times New Roman" w:cs="Times New Roman"/>
-          <w:sz w:val="28"/>
-          <w:szCs w:val="28"/>
-        </w:rPr>
-        <w:t>₂(n).</w:t>
+      <w:r>
+        <w:rPr>
+          <w:rFonts w:ascii="Times New Roman" w:hAnsi="Times New Roman" w:cs="Times New Roman"/>
+          <w:sz w:val="28"/>
+          <w:szCs w:val="28"/>
+        </w:rPr>
+        <w:t>log₂(n).</w:t>
       </w:r>
     </w:p>
     <w:p>
@@ -15139,18 +14674,8 @@
           <w:sz w:val="28"/>
           <w:szCs w:val="28"/>
         </w:rPr>
-        <w:t>O(</w:t>
-      </w:r>
-      <w:proofErr w:type="spellStart"/>
-      <w:r>
-        <w:rPr>
-          <w:rFonts w:ascii="Times New Roman" w:hAnsi="Times New Roman" w:cs="Times New Roman"/>
-          <w:sz w:val="28"/>
-          <w:szCs w:val="28"/>
-        </w:rPr>
-        <w:t>log</w:t>
-      </w:r>
-      <w:proofErr w:type="spellEnd"/>
+        <w:t>O(log</w:t>
+      </w:r>
       <w:r>
         <w:rPr>
           <w:rFonts w:ascii="Times New Roman" w:hAnsi="Times New Roman" w:cs="Times New Roman"/>
@@ -15355,7 +14880,6 @@
         </w:rPr>
         <w:t xml:space="preserve"> </w:t>
       </w:r>
-      <w:proofErr w:type="spellStart"/>
       <w:r>
         <w:rPr>
           <w:rFonts w:ascii="Times New Roman" w:hAnsi="Times New Roman" w:cs="Times New Roman"/>
@@ -15364,7 +14888,6 @@
         </w:rPr>
         <w:t>mid</w:t>
       </w:r>
-      <w:proofErr w:type="spellEnd"/>
       <w:r>
         <w:rPr>
           <w:rFonts w:ascii="Times New Roman" w:hAnsi="Times New Roman" w:cs="Times New Roman"/>
@@ -15395,18 +14918,8 @@
           <w:sz w:val="28"/>
           <w:szCs w:val="28"/>
         </w:rPr>
-        <w:t>(</w:t>
-      </w:r>
-      <w:proofErr w:type="spellStart"/>
-      <w:r>
-        <w:rPr>
-          <w:rFonts w:ascii="Times New Roman" w:hAnsi="Times New Roman" w:cs="Times New Roman"/>
-          <w:sz w:val="28"/>
-          <w:szCs w:val="28"/>
-        </w:rPr>
-        <w:t>left</w:t>
-      </w:r>
-      <w:proofErr w:type="spellEnd"/>
+        <w:t>(left</w:t>
+      </w:r>
       <w:r>
         <w:rPr>
           <w:rFonts w:ascii="Times New Roman" w:hAnsi="Times New Roman" w:cs="Times New Roman"/>
@@ -15431,23 +14944,13 @@
         </w:rPr>
         <w:t xml:space="preserve"> </w:t>
       </w:r>
-      <w:proofErr w:type="spellStart"/>
-      <w:r>
-        <w:rPr>
-          <w:rFonts w:ascii="Times New Roman" w:hAnsi="Times New Roman" w:cs="Times New Roman"/>
-          <w:sz w:val="28"/>
-          <w:szCs w:val="28"/>
-        </w:rPr>
-        <w:t>right</w:t>
-      </w:r>
-      <w:proofErr w:type="spellEnd"/>
-      <w:r>
-        <w:rPr>
-          <w:rFonts w:ascii="Times New Roman" w:hAnsi="Times New Roman" w:cs="Times New Roman"/>
-          <w:sz w:val="28"/>
-          <w:szCs w:val="28"/>
-        </w:rPr>
-        <w:t>)</w:t>
+      <w:r>
+        <w:rPr>
+          <w:rFonts w:ascii="Times New Roman" w:hAnsi="Times New Roman" w:cs="Times New Roman"/>
+          <w:sz w:val="28"/>
+          <w:szCs w:val="28"/>
+        </w:rPr>
+        <w:t>right)</w:t>
       </w:r>
       <w:r>
         <w:rPr>
@@ -15589,7 +15092,6 @@
         </w:rPr>
         <w:t xml:space="preserve"> </w:t>
       </w:r>
-      <w:proofErr w:type="spellStart"/>
       <w:r>
         <w:rPr>
           <w:rFonts w:ascii="Times New Roman" w:hAnsi="Times New Roman" w:cs="Times New Roman"/>
@@ -15598,7 +15100,6 @@
         </w:rPr>
         <w:t>left</w:t>
       </w:r>
-      <w:proofErr w:type="spellEnd"/>
       <w:r>
         <w:rPr>
           <w:rFonts w:ascii="Times New Roman" w:hAnsi="Times New Roman" w:cs="Times New Roman"/>
@@ -15623,7 +15124,6 @@
         </w:rPr>
         <w:t xml:space="preserve"> </w:t>
       </w:r>
-      <w:proofErr w:type="spellStart"/>
       <w:r>
         <w:rPr>
           <w:rFonts w:ascii="Times New Roman" w:hAnsi="Times New Roman" w:cs="Times New Roman"/>
@@ -15632,7 +15132,6 @@
         </w:rPr>
         <w:t>right</w:t>
       </w:r>
-      <w:proofErr w:type="spellEnd"/>
       <w:r>
         <w:rPr>
           <w:rFonts w:ascii="Times New Roman" w:hAnsi="Times New Roman" w:cs="Times New Roman"/>
@@ -15689,23 +15188,13 @@
         </w:rPr>
         <w:t xml:space="preserve"> </w:t>
       </w:r>
-      <w:proofErr w:type="spellStart"/>
-      <w:r>
-        <w:rPr>
-          <w:rFonts w:ascii="Times New Roman" w:hAnsi="Times New Roman" w:cs="Times New Roman"/>
-          <w:sz w:val="28"/>
-          <w:szCs w:val="28"/>
-        </w:rPr>
-        <w:t>int</w:t>
-      </w:r>
-      <w:proofErr w:type="spellEnd"/>
-      <w:r>
-        <w:rPr>
-          <w:rFonts w:ascii="Times New Roman" w:hAnsi="Times New Roman" w:cs="Times New Roman"/>
-          <w:sz w:val="28"/>
-          <w:szCs w:val="28"/>
-        </w:rPr>
-        <w:t>.</w:t>
+      <w:r>
+        <w:rPr>
+          <w:rFonts w:ascii="Times New Roman" w:hAnsi="Times New Roman" w:cs="Times New Roman"/>
+          <w:sz w:val="28"/>
+          <w:szCs w:val="28"/>
+        </w:rPr>
+        <w:t>int.</w:t>
       </w:r>
       <w:r>
         <w:rPr>
@@ -15731,7 +15220,6 @@
         </w:rPr>
         <w:t xml:space="preserve"> </w:t>
       </w:r>
-      <w:proofErr w:type="spellStart"/>
       <w:r>
         <w:rPr>
           <w:rFonts w:ascii="Times New Roman" w:hAnsi="Times New Roman" w:cs="Times New Roman"/>
@@ -15740,7 +15228,6 @@
         </w:rPr>
         <w:t>left</w:t>
       </w:r>
-      <w:proofErr w:type="spellEnd"/>
       <w:r>
         <w:rPr>
           <w:rFonts w:ascii="Times New Roman" w:hAnsi="Times New Roman" w:cs="Times New Roman"/>
@@ -15771,18 +15258,8 @@
           <w:sz w:val="28"/>
           <w:szCs w:val="28"/>
         </w:rPr>
-        <w:t>(</w:t>
-      </w:r>
-      <w:proofErr w:type="spellStart"/>
-      <w:r>
-        <w:rPr>
-          <w:rFonts w:ascii="Times New Roman" w:hAnsi="Times New Roman" w:cs="Times New Roman"/>
-          <w:sz w:val="28"/>
-          <w:szCs w:val="28"/>
-        </w:rPr>
-        <w:t>right</w:t>
-      </w:r>
-      <w:proofErr w:type="spellEnd"/>
+        <w:t>(right</w:t>
+      </w:r>
       <w:r>
         <w:rPr>
           <w:rFonts w:ascii="Times New Roman" w:hAnsi="Times New Roman" w:cs="Times New Roman"/>
@@ -15807,23 +15284,13 @@
         </w:rPr>
         <w:t xml:space="preserve"> </w:t>
       </w:r>
-      <w:proofErr w:type="spellStart"/>
-      <w:r>
-        <w:rPr>
-          <w:rFonts w:ascii="Times New Roman" w:hAnsi="Times New Roman" w:cs="Times New Roman"/>
-          <w:sz w:val="28"/>
-          <w:szCs w:val="28"/>
-        </w:rPr>
-        <w:t>left</w:t>
-      </w:r>
-      <w:proofErr w:type="spellEnd"/>
-      <w:r>
-        <w:rPr>
-          <w:rFonts w:ascii="Times New Roman" w:hAnsi="Times New Roman" w:cs="Times New Roman"/>
-          <w:sz w:val="28"/>
-          <w:szCs w:val="28"/>
-        </w:rPr>
-        <w:t>)</w:t>
+      <w:r>
+        <w:rPr>
+          <w:rFonts w:ascii="Times New Roman" w:hAnsi="Times New Roman" w:cs="Times New Roman"/>
+          <w:sz w:val="28"/>
+          <w:szCs w:val="28"/>
+        </w:rPr>
+        <w:t>left)</w:t>
       </w:r>
       <w:r>
         <w:rPr>
@@ -16214,23 +15681,13 @@
         </w:rPr>
         <w:t xml:space="preserve"> </w:t>
       </w:r>
-      <w:proofErr w:type="spellStart"/>
-      <w:r>
-        <w:rPr>
-          <w:rFonts w:ascii="Times New Roman" w:hAnsi="Times New Roman" w:cs="Times New Roman"/>
-          <w:sz w:val="28"/>
-          <w:szCs w:val="28"/>
-        </w:rPr>
-        <w:t>бакетов</w:t>
-      </w:r>
-      <w:proofErr w:type="spellEnd"/>
-      <w:r>
-        <w:rPr>
-          <w:rFonts w:ascii="Times New Roman" w:hAnsi="Times New Roman" w:cs="Times New Roman"/>
-          <w:sz w:val="28"/>
-          <w:szCs w:val="28"/>
-        </w:rPr>
-        <w:t>,</w:t>
+      <w:r>
+        <w:rPr>
+          <w:rFonts w:ascii="Times New Roman" w:hAnsi="Times New Roman" w:cs="Times New Roman"/>
+          <w:sz w:val="28"/>
+          <w:szCs w:val="28"/>
+        </w:rPr>
+        <w:t>бакетов,</w:t>
       </w:r>
       <w:r>
         <w:rPr>
@@ -17079,23 +16536,13 @@
         </w:rPr>
         <w:t xml:space="preserve"> </w:t>
       </w:r>
-      <w:proofErr w:type="spellStart"/>
-      <w:r>
-        <w:rPr>
-          <w:rFonts w:ascii="Times New Roman" w:hAnsi="Times New Roman" w:cs="Times New Roman"/>
-          <w:sz w:val="28"/>
-          <w:szCs w:val="28"/>
-        </w:rPr>
-        <w:t>бакете</w:t>
-      </w:r>
-      <w:proofErr w:type="spellEnd"/>
-      <w:r>
-        <w:rPr>
-          <w:rFonts w:ascii="Times New Roman" w:hAnsi="Times New Roman" w:cs="Times New Roman"/>
-          <w:sz w:val="28"/>
-          <w:szCs w:val="28"/>
-        </w:rPr>
-        <w:t>.</w:t>
+      <w:r>
+        <w:rPr>
+          <w:rFonts w:ascii="Times New Roman" w:hAnsi="Times New Roman" w:cs="Times New Roman"/>
+          <w:sz w:val="28"/>
+          <w:szCs w:val="28"/>
+        </w:rPr>
+        <w:t>бакете.</w:t>
       </w:r>
       <w:r>
         <w:rPr>
@@ -17931,23 +17378,13 @@
         </w:rPr>
         <w:t xml:space="preserve"> </w:t>
       </w:r>
-      <w:proofErr w:type="spellStart"/>
-      <w:r>
-        <w:rPr>
-          <w:rFonts w:ascii="Times New Roman" w:hAnsi="Times New Roman" w:cs="Times New Roman"/>
-          <w:sz w:val="28"/>
-          <w:szCs w:val="28"/>
-        </w:rPr>
-        <w:t>бакет</w:t>
-      </w:r>
-      <w:proofErr w:type="spellEnd"/>
-      <w:r>
-        <w:rPr>
-          <w:rFonts w:ascii="Times New Roman" w:hAnsi="Times New Roman" w:cs="Times New Roman"/>
-          <w:sz w:val="28"/>
-          <w:szCs w:val="28"/>
-        </w:rPr>
-        <w:t>).</w:t>
+      <w:r>
+        <w:rPr>
+          <w:rFonts w:ascii="Times New Roman" w:hAnsi="Times New Roman" w:cs="Times New Roman"/>
+          <w:sz w:val="28"/>
+          <w:szCs w:val="28"/>
+        </w:rPr>
+        <w:t>бакет).</w:t>
       </w:r>
     </w:p>
     <w:p>
@@ -19102,7 +18539,6 @@
         </w:rPr>
         <w:t xml:space="preserve"> </w:t>
       </w:r>
-      <w:proofErr w:type="spellStart"/>
       <w:r>
         <w:rPr>
           <w:rFonts w:ascii="Times New Roman" w:hAnsi="Times New Roman" w:cs="Times New Roman"/>
@@ -19111,7 +18547,6 @@
         </w:rPr>
         <w:t>бакетам</w:t>
       </w:r>
-      <w:proofErr w:type="spellEnd"/>
       <w:r>
         <w:rPr>
           <w:rFonts w:ascii="Times New Roman" w:hAnsi="Times New Roman" w:cs="Times New Roman"/>
@@ -19728,23 +19163,13 @@
         </w:rPr>
         <w:t xml:space="preserve"> </w:t>
       </w:r>
-      <w:proofErr w:type="spellStart"/>
-      <w:r>
-        <w:rPr>
-          <w:rFonts w:ascii="Times New Roman" w:hAnsi="Times New Roman" w:cs="Times New Roman"/>
-          <w:sz w:val="28"/>
-          <w:szCs w:val="28"/>
-        </w:rPr>
-        <w:t>хеш</w:t>
-      </w:r>
-      <w:proofErr w:type="spellEnd"/>
-      <w:r>
-        <w:rPr>
-          <w:rFonts w:ascii="Times New Roman" w:hAnsi="Times New Roman" w:cs="Times New Roman"/>
-          <w:sz w:val="28"/>
-          <w:szCs w:val="28"/>
-        </w:rPr>
-        <w:t>:</w:t>
+      <w:r>
+        <w:rPr>
+          <w:rFonts w:ascii="Times New Roman" w:hAnsi="Times New Roman" w:cs="Times New Roman"/>
+          <w:sz w:val="28"/>
+          <w:szCs w:val="28"/>
+        </w:rPr>
+        <w:t>хеш:</w:t>
       </w:r>
       <w:r>
         <w:rPr>
@@ -22838,6 +22263,29 @@
       </w:tblBorders>
     </w:tblPr>
   </w:style>
+  <w:style w:type="character" w:styleId="a5">
+    <w:name w:val="Hyperlink"/>
+    <w:basedOn w:val="a0"/>
+    <w:uiPriority w:val="99"/>
+    <w:unhideWhenUsed/>
+    <w:rsid w:val="002D3E47"/>
+    <w:rPr>
+      <w:color w:val="0563C1" w:themeColor="hyperlink"/>
+      <w:u w:val="single"/>
+    </w:rPr>
+  </w:style>
+  <w:style w:type="character" w:styleId="a6">
+    <w:name w:val="Unresolved Mention"/>
+    <w:basedOn w:val="a0"/>
+    <w:uiPriority w:val="99"/>
+    <w:semiHidden/>
+    <w:unhideWhenUsed/>
+    <w:rsid w:val="002D3E47"/>
+    <w:rPr>
+      <w:color w:val="605E5C"/>
+      <w:shd w:val="clear" w:color="auto" w:fill="E1DFDD"/>
+    </w:rPr>
+  </w:style>
 </w:styles>
 </file>
 
